--- a/site/public/downloads/resume.docx
+++ b/site/public/downloads/resume.docx
@@ -175,7 +175,7 @@
         </w:rPr>
         <w:t xml:space="preserve">Portfolio: </w:t>
       </w:r>
-      <w:hyperlink r:id="rId7" w:tgtFrame="_new" w:history="1">
+      <w:hyperlink r:id="rId7" w:history="1">
         <w:r>
           <w:rPr>
             <w:rStyle w:val="Hyperlink"/>
@@ -183,7 +183,7 @@
             <w:sz w:val="21"/>
             <w:szCs w:val="21"/>
           </w:rPr>
-          <w:t>https</w:t>
+          <w:t>https://alexis-par</w:t>
         </w:r>
         <w:r>
           <w:rPr>
@@ -192,7 +192,7 @@
             <w:sz w:val="21"/>
             <w:szCs w:val="21"/>
           </w:rPr>
-          <w:t>:</w:t>
+          <w:t>k</w:t>
         </w:r>
         <w:r>
           <w:rPr>
@@ -201,7 +201,25 @@
             <w:sz w:val="21"/>
             <w:szCs w:val="21"/>
           </w:rPr>
-          <w:t>//aparker03.github.io/alexis-portfolio</w:t>
+          <w:t>er.c</w:t>
+        </w:r>
+        <w:r>
+          <w:rPr>
+            <w:rStyle w:val="Hyperlink"/>
+            <w:rFonts w:ascii="Calibri" w:eastAsia="Calibri" w:hAnsi="Calibri" w:cs="Calibri"/>
+            <w:sz w:val="21"/>
+            <w:szCs w:val="21"/>
+          </w:rPr>
+          <w:t>o</w:t>
+        </w:r>
+        <w:r>
+          <w:rPr>
+            <w:rStyle w:val="Hyperlink"/>
+            <w:rFonts w:ascii="Calibri" w:eastAsia="Calibri" w:hAnsi="Calibri" w:cs="Calibri"/>
+            <w:sz w:val="21"/>
+            <w:szCs w:val="21"/>
+          </w:rPr>
+          <w:t>m</w:t>
         </w:r>
       </w:hyperlink>
     </w:p>
@@ -2494,6 +2512,7 @@
   <w:style w:type="character" w:default="1" w:styleId="DefaultParagraphFont">
     <w:name w:val="Default Paragraph Font"/>
     <w:uiPriority w:val="1"/>
+    <w:semiHidden/>
     <w:unhideWhenUsed/>
   </w:style>
   <w:style w:type="table" w:default="1" w:styleId="TableNormal">

--- a/site/public/downloads/resume.docx
+++ b/site/public/downloads/resume.docx
@@ -140,15 +140,7 @@
           <w:szCs w:val="21"/>
         </w:rPr>
       </w:pPr>
-      <w:r>
-        <w:rPr>
-          <w:rFonts w:ascii="Calibri" w:eastAsia="Calibri" w:hAnsi="Calibri" w:cs="Calibri"/>
-          <w:sz w:val="21"/>
-          <w:szCs w:val="21"/>
-        </w:rPr>
-        <w:t xml:space="preserve">LinkedIn: </w:t>
-      </w:r>
-      <w:hyperlink r:id="rId6" w:tgtFrame="_new" w:history="1">
+      <w:hyperlink r:id="rId6" w:history="1">
         <w:r>
           <w:rPr>
             <w:rStyle w:val="Hyperlink"/>
@@ -156,7 +148,7 @@
             <w:sz w:val="21"/>
             <w:szCs w:val="21"/>
           </w:rPr>
-          <w:t>https://www.linkedin.com/in/alexis-parker-732b9a165</w:t>
+          <w:t>LinkedIn</w:t>
         </w:r>
       </w:hyperlink>
       <w:r>
@@ -170,10 +162,19 @@
       <w:r>
         <w:rPr>
           <w:rFonts w:ascii="Calibri" w:eastAsia="Calibri" w:hAnsi="Calibri" w:cs="Calibri"/>
-          <w:sz w:val="21"/>
-          <w:szCs w:val="21"/>
-        </w:rPr>
-        <w:t xml:space="preserve">Portfolio: </w:t>
+          <w:b/>
+          <w:sz w:val="21"/>
+          <w:szCs w:val="21"/>
+        </w:rPr>
+        <w:t>•</w:t>
+      </w:r>
+      <w:r>
+        <w:rPr>
+          <w:rFonts w:ascii="Calibri" w:eastAsia="Calibri" w:hAnsi="Calibri" w:cs="Calibri"/>
+          <w:sz w:val="21"/>
+          <w:szCs w:val="21"/>
+        </w:rPr>
+        <w:t xml:space="preserve"> </w:t>
       </w:r>
       <w:hyperlink r:id="rId7" w:history="1">
         <w:r>
@@ -183,45 +184,17 @@
             <w:sz w:val="21"/>
             <w:szCs w:val="21"/>
           </w:rPr>
-          <w:t>https://alexis-par</w:t>
-        </w:r>
-        <w:r>
-          <w:rPr>
-            <w:rStyle w:val="Hyperlink"/>
-            <w:rFonts w:ascii="Calibri" w:eastAsia="Calibri" w:hAnsi="Calibri" w:cs="Calibri"/>
-            <w:sz w:val="21"/>
-            <w:szCs w:val="21"/>
-          </w:rPr>
-          <w:t>k</w:t>
-        </w:r>
-        <w:r>
-          <w:rPr>
-            <w:rStyle w:val="Hyperlink"/>
-            <w:rFonts w:ascii="Calibri" w:eastAsia="Calibri" w:hAnsi="Calibri" w:cs="Calibri"/>
-            <w:sz w:val="21"/>
-            <w:szCs w:val="21"/>
-          </w:rPr>
-          <w:t>er.c</w:t>
-        </w:r>
-        <w:r>
-          <w:rPr>
-            <w:rStyle w:val="Hyperlink"/>
-            <w:rFonts w:ascii="Calibri" w:eastAsia="Calibri" w:hAnsi="Calibri" w:cs="Calibri"/>
-            <w:sz w:val="21"/>
-            <w:szCs w:val="21"/>
-          </w:rPr>
-          <w:t>o</w:t>
-        </w:r>
-        <w:r>
-          <w:rPr>
-            <w:rStyle w:val="Hyperlink"/>
-            <w:rFonts w:ascii="Calibri" w:eastAsia="Calibri" w:hAnsi="Calibri" w:cs="Calibri"/>
-            <w:sz w:val="21"/>
-            <w:szCs w:val="21"/>
-          </w:rPr>
-          <w:t>m</w:t>
+          <w:t>Portfolio</w:t>
         </w:r>
       </w:hyperlink>
+      <w:r>
+        <w:rPr>
+          <w:rFonts w:ascii="Calibri" w:eastAsia="Calibri" w:hAnsi="Calibri" w:cs="Calibri"/>
+          <w:sz w:val="21"/>
+          <w:szCs w:val="21"/>
+        </w:rPr>
+        <w:t xml:space="preserve"> </w:t>
+      </w:r>
     </w:p>
     <w:p>
       <w:pPr>
@@ -278,7 +251,19 @@
           <w:sz w:val="21"/>
           <w:szCs w:val="21"/>
         </w:rPr>
-        <w:t>UNIVERSITY OF MICHIGAN SCHOOL OF INFORMATION |</w:t>
+        <w:t xml:space="preserve">CLAREMONT GRADUATE UNIVERSITY </w:t>
+      </w:r>
+      <w:r>
+        <w:rPr>
+          <w:rFonts w:ascii="Calibri" w:eastAsia="Calibri" w:hAnsi="Calibri" w:cs="Calibri"/>
+          <w:b/>
+          <w:sz w:val="21"/>
+          <w:szCs w:val="21"/>
+        </w:rPr>
+        <w:t>|</w:t>
+      </w:r>
+      <w:r>
+        <w:t xml:space="preserve"> </w:t>
       </w:r>
       <w:r>
         <w:rPr>
@@ -287,7 +272,7 @@
           <w:sz w:val="21"/>
           <w:szCs w:val="21"/>
         </w:rPr>
-        <w:t>Master of Applied Data Science (MADS)</w:t>
+        <w:t>PhD in Information Systems &amp; Technology</w:t>
       </w:r>
       <w:r>
         <w:rPr>
@@ -304,7 +289,31 @@
           <w:sz w:val="21"/>
           <w:szCs w:val="21"/>
         </w:rPr>
-        <w:t>August 2025</w:t>
+        <w:t xml:space="preserve">May </w:t>
+      </w:r>
+      <w:r>
+        <w:rPr>
+          <w:rFonts w:ascii="Calibri" w:eastAsia="Calibri" w:hAnsi="Calibri" w:cs="Calibri"/>
+          <w:sz w:val="21"/>
+          <w:szCs w:val="21"/>
+        </w:rPr>
+        <w:t>20</w:t>
+      </w:r>
+      <w:r>
+        <w:rPr>
+          <w:rFonts w:ascii="Calibri" w:eastAsia="Calibri" w:hAnsi="Calibri" w:cs="Calibri"/>
+          <w:sz w:val="21"/>
+          <w:szCs w:val="21"/>
+        </w:rPr>
+        <w:t>30</w:t>
+      </w:r>
+      <w:r>
+        <w:rPr>
+          <w:rFonts w:ascii="Calibri" w:eastAsia="Calibri" w:hAnsi="Calibri" w:cs="Calibri"/>
+          <w:sz w:val="21"/>
+          <w:szCs w:val="21"/>
+        </w:rPr>
+        <w:t xml:space="preserve"> (05/30)</w:t>
       </w:r>
       <w:r>
         <w:rPr>
@@ -335,26 +344,7 @@
           <w:sz w:val="21"/>
           <w:szCs w:val="21"/>
         </w:rPr>
-        <w:t>Projects focused on: Experimental Design, Deep Learning (GANs, RNNs), Bayesian Inference, Health Data Analysis, EDA, Public Health Research, and LLM-based Research Methods</w:t>
-      </w:r>
-    </w:p>
-    <w:p>
-      <w:pPr>
-        <w:rPr>
-          <w:rFonts w:ascii="Calibri" w:eastAsia="Calibri" w:hAnsi="Calibri" w:cs="Calibri"/>
-          <w:i/>
-          <w:sz w:val="21"/>
-          <w:szCs w:val="21"/>
-        </w:rPr>
-      </w:pPr>
-      <w:r>
-        <w:rPr>
-          <w:rFonts w:ascii="Calibri" w:eastAsia="Calibri" w:hAnsi="Calibri" w:cs="Calibri"/>
-          <w:i/>
-          <w:sz w:val="21"/>
-          <w:szCs w:val="21"/>
-        </w:rPr>
-        <w:tab/>
+        <w:t>Concentration: Data Science &amp; Analytics</w:t>
       </w:r>
     </w:p>
     <w:p>
@@ -377,14 +367,7 @@
           <w:sz w:val="21"/>
           <w:szCs w:val="21"/>
         </w:rPr>
-        <w:t>CALIFORNIA STATE UNIVERSITY, SAN BERNARDINO |</w:t>
-      </w:r>
-      <w:r>
-        <w:rPr>
-          <w:sz w:val="21"/>
-          <w:szCs w:val="21"/>
-        </w:rPr>
-        <w:t xml:space="preserve"> </w:t>
+        <w:t>UNIVERSITY OF MICHIGAN SCHOOL OF INFORMATION |</w:t>
       </w:r>
       <w:r>
         <w:rPr>
@@ -393,7 +376,7 @@
           <w:sz w:val="21"/>
           <w:szCs w:val="21"/>
         </w:rPr>
-        <w:t>Bachelor of Arts in Psychology</w:t>
+        <w:t>Master of Applied Data Science (MADS)</w:t>
       </w:r>
       <w:r>
         <w:rPr>
@@ -410,7 +393,15 @@
           <w:sz w:val="21"/>
           <w:szCs w:val="21"/>
         </w:rPr>
-        <w:t>June 2019</w:t>
+        <w:t>August 2025</w:t>
+      </w:r>
+      <w:r>
+        <w:rPr>
+          <w:rFonts w:ascii="Calibri" w:eastAsia="Calibri" w:hAnsi="Calibri" w:cs="Calibri"/>
+          <w:sz w:val="21"/>
+          <w:szCs w:val="21"/>
+        </w:rPr>
+        <w:t xml:space="preserve"> (08/25)</w:t>
       </w:r>
       <w:r>
         <w:rPr>
@@ -441,216 +432,7 @@
           <w:sz w:val="21"/>
           <w:szCs w:val="21"/>
         </w:rPr>
-        <w:t>Relevant Coursework: Experimental Psychology, Biological Psychology, Drugs and Behavior, Research Methods</w:t>
-      </w:r>
-      <w:r>
-        <w:rPr>
-          <w:rFonts w:ascii="Calibri" w:eastAsia="Calibri" w:hAnsi="Calibri" w:cs="Calibri"/>
-          <w:i/>
-          <w:sz w:val="21"/>
-          <w:szCs w:val="21"/>
-        </w:rPr>
-        <w:tab/>
-      </w:r>
-      <w:r>
-        <w:rPr>
-          <w:rFonts w:ascii="Calibri" w:eastAsia="Calibri" w:hAnsi="Calibri" w:cs="Calibri"/>
-          <w:i/>
-          <w:sz w:val="21"/>
-          <w:szCs w:val="21"/>
-        </w:rPr>
-        <w:tab/>
-        <w:t xml:space="preserve">           </w:t>
-      </w:r>
-      <w:r>
-        <w:rPr>
-          <w:rFonts w:ascii="Calibri" w:eastAsia="Calibri" w:hAnsi="Calibri" w:cs="Calibri"/>
-          <w:sz w:val="21"/>
-          <w:szCs w:val="21"/>
-        </w:rPr>
-        <w:tab/>
-      </w:r>
-      <w:r>
-        <w:rPr>
-          <w:rFonts w:ascii="Calibri" w:eastAsia="Calibri" w:hAnsi="Calibri" w:cs="Calibri"/>
-          <w:sz w:val="21"/>
-          <w:szCs w:val="21"/>
-        </w:rPr>
-        <w:tab/>
-      </w:r>
-      <w:r>
-        <w:rPr>
-          <w:rFonts w:ascii="Calibri" w:eastAsia="Calibri" w:hAnsi="Calibri" w:cs="Calibri"/>
-          <w:sz w:val="21"/>
-          <w:szCs w:val="21"/>
-        </w:rPr>
-        <w:tab/>
-      </w:r>
-      <w:r>
-        <w:rPr>
-          <w:rFonts w:ascii="Calibri" w:eastAsia="Calibri" w:hAnsi="Calibri" w:cs="Calibri"/>
-          <w:sz w:val="21"/>
-          <w:szCs w:val="21"/>
-        </w:rPr>
-        <w:tab/>
-        <w:t xml:space="preserve">   </w:t>
-      </w:r>
-    </w:p>
-    <w:p>
-      <w:pPr>
-        <w:rPr>
-          <w:rFonts w:ascii="Calibri" w:eastAsia="Calibri" w:hAnsi="Calibri" w:cs="Calibri"/>
-          <w:i/>
-          <w:sz w:val="21"/>
-          <w:szCs w:val="21"/>
-        </w:rPr>
-      </w:pPr>
-      <w:r>
-        <w:rPr>
-          <w:rFonts w:ascii="Calibri" w:eastAsia="Calibri" w:hAnsi="Calibri" w:cs="Calibri"/>
-          <w:b/>
-          <w:sz w:val="21"/>
-          <w:szCs w:val="21"/>
-        </w:rPr>
-        <w:t>SKILLS</w:t>
-      </w:r>
-    </w:p>
-    <w:p>
-      <w:pPr>
-        <w:rPr>
-          <w:rFonts w:ascii="Calibri" w:eastAsia="Calibri" w:hAnsi="Calibri" w:cs="Calibri"/>
-          <w:sz w:val="21"/>
-          <w:szCs w:val="21"/>
-        </w:rPr>
-      </w:pPr>
-      <w:r>
-        <w:rPr>
-          <w:rFonts w:ascii="Calibri" w:eastAsia="Calibri" w:hAnsi="Calibri" w:cs="Calibri"/>
-          <w:b/>
-          <w:bCs/>
-          <w:sz w:val="21"/>
-          <w:szCs w:val="21"/>
-        </w:rPr>
-        <w:t>Programming &amp; Tools:</w:t>
-      </w:r>
-      <w:r>
-        <w:rPr>
-          <w:rFonts w:ascii="Calibri" w:eastAsia="Calibri" w:hAnsi="Calibri" w:cs="Calibri"/>
-          <w:sz w:val="21"/>
-          <w:szCs w:val="21"/>
-        </w:rPr>
-        <w:t xml:space="preserve"> Python (NumPy, Pandas, scikit-learn, TensorFlow, </w:t>
-      </w:r>
-      <w:proofErr w:type="spellStart"/>
-      <w:r>
-        <w:rPr>
-          <w:rFonts w:ascii="Calibri" w:eastAsia="Calibri" w:hAnsi="Calibri" w:cs="Calibri"/>
-          <w:sz w:val="21"/>
-          <w:szCs w:val="21"/>
-        </w:rPr>
-        <w:t>PyTorch</w:t>
-      </w:r>
-      <w:proofErr w:type="spellEnd"/>
-      <w:r>
-        <w:rPr>
-          <w:rFonts w:ascii="Calibri" w:eastAsia="Calibri" w:hAnsi="Calibri" w:cs="Calibri"/>
-          <w:sz w:val="21"/>
-          <w:szCs w:val="21"/>
-        </w:rPr>
-        <w:t xml:space="preserve">), SQL, R, Git, </w:t>
-      </w:r>
-      <w:proofErr w:type="spellStart"/>
-      <w:r>
-        <w:rPr>
-          <w:rFonts w:ascii="Calibri" w:eastAsia="Calibri" w:hAnsi="Calibri" w:cs="Calibri"/>
-          <w:sz w:val="21"/>
-          <w:szCs w:val="21"/>
-        </w:rPr>
-        <w:t>Jupyter</w:t>
-      </w:r>
-      <w:proofErr w:type="spellEnd"/>
-      <w:r>
-        <w:rPr>
-          <w:rFonts w:ascii="Calibri" w:eastAsia="Calibri" w:hAnsi="Calibri" w:cs="Calibri"/>
-          <w:sz w:val="21"/>
-          <w:szCs w:val="21"/>
-        </w:rPr>
-        <w:t>, VS Code, Google Cloud Platform (GCP), Matplotlib</w:t>
-      </w:r>
-    </w:p>
-    <w:p>
-      <w:pPr>
-        <w:rPr>
-          <w:rFonts w:ascii="Calibri" w:eastAsia="Calibri" w:hAnsi="Calibri" w:cs="Calibri"/>
-          <w:b/>
-          <w:sz w:val="21"/>
-          <w:szCs w:val="21"/>
-        </w:rPr>
-      </w:pPr>
-      <w:r>
-        <w:rPr>
-          <w:rFonts w:ascii="Calibri" w:eastAsia="Calibri" w:hAnsi="Calibri" w:cs="Calibri"/>
-          <w:b/>
-          <w:bCs/>
-          <w:sz w:val="21"/>
-          <w:szCs w:val="21"/>
-        </w:rPr>
-        <w:t>Research Methods:</w:t>
-      </w:r>
-      <w:r>
-        <w:rPr>
-          <w:rFonts w:ascii="Calibri" w:eastAsia="Calibri" w:hAnsi="Calibri" w:cs="Calibri"/>
-          <w:sz w:val="21"/>
-          <w:szCs w:val="21"/>
-        </w:rPr>
-        <w:t xml:space="preserve"> Literature review, qualitative coding, annotation, study ideation, reproducible pipelines</w:t>
-      </w:r>
-    </w:p>
-    <w:p>
-      <w:pPr>
-        <w:rPr>
-          <w:rFonts w:ascii="Calibri" w:eastAsia="Calibri" w:hAnsi="Calibri" w:cs="Calibri"/>
-          <w:b/>
-          <w:sz w:val="21"/>
-          <w:szCs w:val="21"/>
-        </w:rPr>
-      </w:pPr>
-    </w:p>
-    <w:p>
-      <w:pPr>
-        <w:rPr>
-          <w:rFonts w:ascii="Calibri" w:eastAsia="Calibri" w:hAnsi="Calibri" w:cs="Calibri"/>
-          <w:b/>
-          <w:sz w:val="21"/>
-          <w:szCs w:val="21"/>
-        </w:rPr>
-      </w:pPr>
-      <w:r>
-        <w:rPr>
-          <w:rFonts w:ascii="Calibri" w:eastAsia="Calibri" w:hAnsi="Calibri" w:cs="Calibri"/>
-          <w:b/>
-          <w:sz w:val="21"/>
-          <w:szCs w:val="21"/>
-        </w:rPr>
-        <w:t>PROFESSIONAL</w:t>
-      </w:r>
-      <w:r>
-        <w:rPr>
-          <w:rFonts w:ascii="Calibri" w:eastAsia="Calibri" w:hAnsi="Calibri" w:cs="Calibri"/>
-          <w:b/>
-          <w:sz w:val="21"/>
-          <w:szCs w:val="21"/>
-        </w:rPr>
-        <w:t xml:space="preserve"> </w:t>
-      </w:r>
-      <w:r>
-        <w:rPr>
-          <w:rFonts w:ascii="Calibri" w:eastAsia="Calibri" w:hAnsi="Calibri" w:cs="Calibri"/>
-          <w:b/>
-          <w:sz w:val="21"/>
-          <w:szCs w:val="21"/>
-        </w:rPr>
-        <w:t>EXPERIENCE</w:t>
+        <w:t>Projects focused on: Experimental Design, Deep Learning (GANs, RNNs), Bayesian Inference, Health Data Analysis, EDA, Public Health Research, and LLM-based Research Methods</w:t>
       </w:r>
     </w:p>
     <w:p>
@@ -661,18 +443,26 @@
         <w:spacing w:before="60"/>
         <w:rPr>
           <w:rFonts w:ascii="Calibri" w:eastAsia="Calibri" w:hAnsi="Calibri" w:cs="Calibri"/>
-          <w:sz w:val="21"/>
-          <w:szCs w:val="21"/>
-        </w:rPr>
-      </w:pPr>
-      <w:r>
-        <w:rPr>
-          <w:rFonts w:ascii="Calibri" w:eastAsia="Calibri" w:hAnsi="Calibri" w:cs="Calibri"/>
-          <w:b/>
-          <w:sz w:val="21"/>
-          <w:szCs w:val="21"/>
-        </w:rPr>
-        <w:t xml:space="preserve">University of Michigan, School of Information | </w:t>
+          <w:b/>
+          <w:sz w:val="21"/>
+          <w:szCs w:val="21"/>
+        </w:rPr>
+      </w:pPr>
+      <w:r>
+        <w:rPr>
+          <w:rFonts w:ascii="Calibri" w:eastAsia="Calibri" w:hAnsi="Calibri" w:cs="Calibri"/>
+          <w:b/>
+          <w:sz w:val="21"/>
+          <w:szCs w:val="21"/>
+        </w:rPr>
+        <w:t>CALIFORNIA STATE UNIVERSITY, SAN BERNARDINO |</w:t>
+      </w:r>
+      <w:r>
+        <w:rPr>
+          <w:sz w:val="21"/>
+          <w:szCs w:val="21"/>
+        </w:rPr>
+        <w:t xml:space="preserve"> </w:t>
       </w:r>
       <w:r>
         <w:rPr>
@@ -681,11 +471,12 @@
           <w:sz w:val="21"/>
           <w:szCs w:val="21"/>
         </w:rPr>
-        <w:t xml:space="preserve">Graduate Student Researcher </w:t>
-      </w:r>
-      <w:r>
-        <w:rPr>
-          <w:rFonts w:ascii="Calibri" w:eastAsia="Calibri" w:hAnsi="Calibri" w:cs="Calibri"/>
+        <w:t>Bachelor of Arts in Psychology</w:t>
+      </w:r>
+      <w:r>
+        <w:rPr>
+          <w:rFonts w:ascii="Calibri" w:eastAsia="Calibri" w:hAnsi="Calibri" w:cs="Calibri"/>
+          <w:b/>
           <w:sz w:val="21"/>
           <w:szCs w:val="21"/>
         </w:rPr>
@@ -697,23 +488,259 @@
           <w:sz w:val="21"/>
           <w:szCs w:val="21"/>
         </w:rPr>
-        <w:t>Jan 2025</w:t>
-      </w:r>
-      <w:r>
-        <w:rPr>
-          <w:rFonts w:ascii="Calibri" w:eastAsia="Calibri" w:hAnsi="Calibri" w:cs="Calibri"/>
-          <w:sz w:val="21"/>
-          <w:szCs w:val="21"/>
-        </w:rPr>
-        <w:t xml:space="preserve"> to </w:t>
-      </w:r>
-      <w:r>
-        <w:rPr>
-          <w:rFonts w:ascii="Calibri" w:eastAsia="Calibri" w:hAnsi="Calibri" w:cs="Calibri"/>
-          <w:sz w:val="21"/>
-          <w:szCs w:val="21"/>
-        </w:rPr>
-        <w:t>Present</w:t>
+        <w:t>June 2019</w:t>
+      </w:r>
+      <w:r>
+        <w:rPr>
+          <w:rFonts w:ascii="Calibri" w:eastAsia="Calibri" w:hAnsi="Calibri" w:cs="Calibri"/>
+          <w:sz w:val="21"/>
+          <w:szCs w:val="21"/>
+        </w:rPr>
+        <w:t xml:space="preserve"> (06/19)</w:t>
+      </w:r>
+      <w:r>
+        <w:rPr>
+          <w:rFonts w:ascii="Calibri" w:eastAsia="Calibri" w:hAnsi="Calibri" w:cs="Calibri"/>
+          <w:b/>
+          <w:sz w:val="21"/>
+          <w:szCs w:val="21"/>
+        </w:rPr>
+        <w:t xml:space="preserve">                            </w:t>
+      </w:r>
+    </w:p>
+    <w:p>
+      <w:pPr>
+        <w:numPr>
+          <w:ilvl w:val="0"/>
+          <w:numId w:val="1"/>
+        </w:numPr>
+        <w:rPr>
+          <w:rFonts w:ascii="Calibri" w:eastAsia="Calibri" w:hAnsi="Calibri" w:cs="Calibri"/>
+          <w:i/>
+          <w:sz w:val="21"/>
+          <w:szCs w:val="21"/>
+        </w:rPr>
+      </w:pPr>
+      <w:r>
+        <w:rPr>
+          <w:rFonts w:ascii="Calibri" w:eastAsia="Calibri" w:hAnsi="Calibri" w:cs="Calibri"/>
+          <w:sz w:val="21"/>
+          <w:szCs w:val="21"/>
+        </w:rPr>
+        <w:t>Relevant Coursework: Experimental Psychology, Biological Psychology, Drugs and Behavior, Research Methods</w:t>
+      </w:r>
+      <w:r>
+        <w:rPr>
+          <w:rFonts w:ascii="Calibri" w:eastAsia="Calibri" w:hAnsi="Calibri" w:cs="Calibri"/>
+          <w:i/>
+          <w:sz w:val="21"/>
+          <w:szCs w:val="21"/>
+        </w:rPr>
+        <w:tab/>
+        <w:t xml:space="preserve">   </w:t>
+      </w:r>
+    </w:p>
+    <w:p>
+      <w:pPr>
+        <w:rPr>
+          <w:rFonts w:ascii="Calibri" w:eastAsia="Calibri" w:hAnsi="Calibri" w:cs="Calibri"/>
+          <w:b/>
+          <w:sz w:val="21"/>
+          <w:szCs w:val="21"/>
+        </w:rPr>
+      </w:pPr>
+    </w:p>
+    <w:p>
+      <w:pPr>
+        <w:rPr>
+          <w:rFonts w:ascii="Calibri" w:eastAsia="Calibri" w:hAnsi="Calibri" w:cs="Calibri"/>
+          <w:i/>
+          <w:sz w:val="21"/>
+          <w:szCs w:val="21"/>
+        </w:rPr>
+      </w:pPr>
+      <w:r>
+        <w:rPr>
+          <w:rFonts w:ascii="Calibri" w:eastAsia="Calibri" w:hAnsi="Calibri" w:cs="Calibri"/>
+          <w:b/>
+          <w:sz w:val="21"/>
+          <w:szCs w:val="21"/>
+        </w:rPr>
+        <w:t>SKILLS</w:t>
+      </w:r>
+    </w:p>
+    <w:p>
+      <w:pPr>
+        <w:rPr>
+          <w:rFonts w:ascii="Calibri" w:eastAsia="Calibri" w:hAnsi="Calibri" w:cs="Calibri"/>
+          <w:sz w:val="21"/>
+          <w:szCs w:val="21"/>
+        </w:rPr>
+      </w:pPr>
+      <w:r>
+        <w:rPr>
+          <w:rFonts w:ascii="Calibri" w:eastAsia="Calibri" w:hAnsi="Calibri" w:cs="Calibri"/>
+          <w:b/>
+          <w:bCs/>
+          <w:sz w:val="21"/>
+          <w:szCs w:val="21"/>
+        </w:rPr>
+        <w:t>Programming &amp; Tools:</w:t>
+      </w:r>
+      <w:r>
+        <w:rPr>
+          <w:rFonts w:ascii="Calibri" w:eastAsia="Calibri" w:hAnsi="Calibri" w:cs="Calibri"/>
+          <w:sz w:val="21"/>
+          <w:szCs w:val="21"/>
+        </w:rPr>
+        <w:t xml:space="preserve"> Python (NumPy, Pandas, scikit-learn, TensorFlow, PyTorch), SQL, R, Git, Jupyter, VS Code, Google Cloud Platform (GCP), Matplotlib</w:t>
+      </w:r>
+    </w:p>
+    <w:p>
+      <w:pPr>
+        <w:rPr>
+          <w:rFonts w:ascii="Calibri" w:eastAsia="Calibri" w:hAnsi="Calibri" w:cs="Calibri"/>
+          <w:b/>
+          <w:sz w:val="21"/>
+          <w:szCs w:val="21"/>
+        </w:rPr>
+      </w:pPr>
+      <w:r>
+        <w:rPr>
+          <w:rFonts w:ascii="Calibri" w:eastAsia="Calibri" w:hAnsi="Calibri" w:cs="Calibri"/>
+          <w:b/>
+          <w:bCs/>
+          <w:sz w:val="21"/>
+          <w:szCs w:val="21"/>
+        </w:rPr>
+        <w:t>Research Methods:</w:t>
+      </w:r>
+      <w:r>
+        <w:rPr>
+          <w:rFonts w:ascii="Calibri" w:eastAsia="Calibri" w:hAnsi="Calibri" w:cs="Calibri"/>
+          <w:sz w:val="21"/>
+          <w:szCs w:val="21"/>
+        </w:rPr>
+        <w:t xml:space="preserve"> Literature review, qualitative coding, annotation, study ideation, reproducible pipelines</w:t>
+      </w:r>
+    </w:p>
+    <w:p>
+      <w:pPr>
+        <w:rPr>
+          <w:rFonts w:ascii="Calibri" w:eastAsia="Calibri" w:hAnsi="Calibri" w:cs="Calibri"/>
+          <w:b/>
+          <w:sz w:val="21"/>
+          <w:szCs w:val="21"/>
+        </w:rPr>
+      </w:pPr>
+    </w:p>
+    <w:p>
+      <w:pPr>
+        <w:rPr>
+          <w:rFonts w:ascii="Calibri" w:eastAsia="Calibri" w:hAnsi="Calibri" w:cs="Calibri"/>
+          <w:b/>
+          <w:sz w:val="21"/>
+          <w:szCs w:val="21"/>
+        </w:rPr>
+      </w:pPr>
+      <w:r>
+        <w:rPr>
+          <w:rFonts w:ascii="Calibri" w:eastAsia="Calibri" w:hAnsi="Calibri" w:cs="Calibri"/>
+          <w:b/>
+          <w:sz w:val="21"/>
+          <w:szCs w:val="21"/>
+        </w:rPr>
+        <w:t>PROFESSIONAL</w:t>
+      </w:r>
+      <w:r>
+        <w:rPr>
+          <w:rFonts w:ascii="Calibri" w:eastAsia="Calibri" w:hAnsi="Calibri" w:cs="Calibri"/>
+          <w:b/>
+          <w:sz w:val="21"/>
+          <w:szCs w:val="21"/>
+        </w:rPr>
+        <w:t xml:space="preserve"> </w:t>
+      </w:r>
+      <w:r>
+        <w:rPr>
+          <w:rFonts w:ascii="Calibri" w:eastAsia="Calibri" w:hAnsi="Calibri" w:cs="Calibri"/>
+          <w:b/>
+          <w:sz w:val="21"/>
+          <w:szCs w:val="21"/>
+        </w:rPr>
+        <w:t>EXPERIENCE</w:t>
+      </w:r>
+    </w:p>
+    <w:p>
+      <w:pPr>
+        <w:tabs>
+          <w:tab w:val="right" w:pos="10800"/>
+        </w:tabs>
+        <w:spacing w:before="60"/>
+        <w:rPr>
+          <w:rFonts w:ascii="Calibri" w:eastAsia="Calibri" w:hAnsi="Calibri" w:cs="Calibri"/>
+          <w:sz w:val="21"/>
+          <w:szCs w:val="21"/>
+        </w:rPr>
+      </w:pPr>
+      <w:r>
+        <w:rPr>
+          <w:rFonts w:ascii="Calibri" w:eastAsia="Calibri" w:hAnsi="Calibri" w:cs="Calibri"/>
+          <w:b/>
+          <w:sz w:val="21"/>
+          <w:szCs w:val="21"/>
+        </w:rPr>
+        <w:t>AlphaRose Therapeutics</w:t>
+      </w:r>
+      <w:r>
+        <w:rPr>
+          <w:rFonts w:ascii="Calibri" w:eastAsia="Calibri" w:hAnsi="Calibri" w:cs="Calibri"/>
+          <w:b/>
+          <w:sz w:val="21"/>
+          <w:szCs w:val="21"/>
+        </w:rPr>
+        <w:t xml:space="preserve"> | </w:t>
+      </w:r>
+      <w:r>
+        <w:rPr>
+          <w:rFonts w:ascii="Calibri" w:eastAsia="Calibri" w:hAnsi="Calibri" w:cs="Calibri"/>
+          <w:i/>
+          <w:sz w:val="21"/>
+          <w:szCs w:val="21"/>
+        </w:rPr>
+        <w:t>Data Science Intern, AI Interfaces</w:t>
+      </w:r>
+      <w:r>
+        <w:rPr>
+          <w:rFonts w:ascii="Calibri" w:eastAsia="Calibri" w:hAnsi="Calibri" w:cs="Calibri"/>
+          <w:sz w:val="21"/>
+          <w:szCs w:val="21"/>
+        </w:rPr>
+        <w:tab/>
+      </w:r>
+      <w:r>
+        <w:rPr>
+          <w:rFonts w:ascii="Calibri" w:eastAsia="Calibri" w:hAnsi="Calibri" w:cs="Calibri"/>
+          <w:sz w:val="21"/>
+          <w:szCs w:val="21"/>
+        </w:rPr>
+        <w:t>Nov</w:t>
+      </w:r>
+      <w:r>
+        <w:rPr>
+          <w:rFonts w:ascii="Calibri" w:eastAsia="Calibri" w:hAnsi="Calibri" w:cs="Calibri"/>
+          <w:sz w:val="21"/>
+          <w:szCs w:val="21"/>
+        </w:rPr>
+        <w:t xml:space="preserve"> 2025 to </w:t>
+      </w:r>
+      <w:r>
+        <w:rPr>
+          <w:rFonts w:ascii="Calibri" w:eastAsia="Calibri" w:hAnsi="Calibri" w:cs="Calibri"/>
+          <w:sz w:val="21"/>
+          <w:szCs w:val="21"/>
+        </w:rPr>
+        <w:t>Feb 2026</w:t>
       </w:r>
     </w:p>
     <w:p>
@@ -734,7 +761,7 @@
           <w:sz w:val="21"/>
           <w:szCs w:val="21"/>
         </w:rPr>
-        <w:t>Built reproducible data pipelines with Pandas, Seaborn, and scikit-learn; created KDE plots, time series graphs, and regression charts to support exploratory analysis and decision-making</w:t>
+        <w:t>Developed tokenization and embedding methods for nucleotide sequences, protein sequences, SMILES strings, and PDB files using RDKit, molecular graph structures, and chemoinformatic syntax to support multi-modal, structurally aware modeling in the drug-design pipeline.</w:t>
       </w:r>
     </w:p>
     <w:p>
@@ -755,43 +782,112 @@
           <w:sz w:val="21"/>
           <w:szCs w:val="21"/>
         </w:rPr>
-        <w:t xml:space="preserve">Conducted literature review, qualitative coding, annotation, and study ideation for LLM-focused projects, using Python (pandas, </w:t>
-      </w:r>
-      <w:proofErr w:type="spellStart"/>
-      <w:r>
-        <w:rPr>
-          <w:rFonts w:ascii="Calibri" w:eastAsia="Calibri" w:hAnsi="Calibri" w:cs="Calibri"/>
-          <w:sz w:val="21"/>
-          <w:szCs w:val="21"/>
-        </w:rPr>
-        <w:t>numpy</w:t>
-      </w:r>
-      <w:proofErr w:type="spellEnd"/>
-      <w:r>
-        <w:rPr>
-          <w:rFonts w:ascii="Calibri" w:eastAsia="Calibri" w:hAnsi="Calibri" w:cs="Calibri"/>
-          <w:sz w:val="21"/>
-          <w:szCs w:val="21"/>
-        </w:rPr>
-        <w:t xml:space="preserve">), </w:t>
-      </w:r>
-      <w:proofErr w:type="spellStart"/>
-      <w:r>
-        <w:rPr>
-          <w:rFonts w:ascii="Calibri" w:eastAsia="Calibri" w:hAnsi="Calibri" w:cs="Calibri"/>
-          <w:sz w:val="21"/>
-          <w:szCs w:val="21"/>
-        </w:rPr>
-        <w:t>Jupyter</w:t>
-      </w:r>
-      <w:proofErr w:type="spellEnd"/>
-      <w:r>
-        <w:rPr>
-          <w:rFonts w:ascii="Calibri" w:eastAsia="Calibri" w:hAnsi="Calibri" w:cs="Calibri"/>
-          <w:sz w:val="21"/>
-          <w:szCs w:val="21"/>
-        </w:rPr>
-        <w:t>, and Git to ensure reproducible workflows</w:t>
+        <w:t>Debugged and refined internal encoding workflows, including sequence encoders and intramolecular torsion calculation scripts, using RDKit, Snakemake, and chemoinformatic tooling to improve reproducibility, transparency, and model readiness.</w:t>
+      </w:r>
+    </w:p>
+    <w:p>
+      <w:pPr>
+        <w:tabs>
+          <w:tab w:val="right" w:pos="10800"/>
+        </w:tabs>
+        <w:spacing w:before="60"/>
+        <w:rPr>
+          <w:rFonts w:ascii="Calibri" w:eastAsia="Calibri" w:hAnsi="Calibri" w:cs="Calibri"/>
+          <w:sz w:val="21"/>
+          <w:szCs w:val="21"/>
+        </w:rPr>
+      </w:pPr>
+      <w:r>
+        <w:rPr>
+          <w:rFonts w:ascii="Calibri" w:eastAsia="Calibri" w:hAnsi="Calibri" w:cs="Calibri"/>
+          <w:b/>
+          <w:sz w:val="21"/>
+          <w:szCs w:val="21"/>
+        </w:rPr>
+        <w:t xml:space="preserve">University of Michigan, School of Information | </w:t>
+      </w:r>
+      <w:r>
+        <w:rPr>
+          <w:rFonts w:ascii="Calibri" w:eastAsia="Calibri" w:hAnsi="Calibri" w:cs="Calibri"/>
+          <w:i/>
+          <w:sz w:val="21"/>
+          <w:szCs w:val="21"/>
+        </w:rPr>
+        <w:t xml:space="preserve">Graduate Student Researcher </w:t>
+      </w:r>
+      <w:r>
+        <w:rPr>
+          <w:rFonts w:ascii="Calibri" w:eastAsia="Calibri" w:hAnsi="Calibri" w:cs="Calibri"/>
+          <w:sz w:val="21"/>
+          <w:szCs w:val="21"/>
+        </w:rPr>
+        <w:tab/>
+      </w:r>
+      <w:r>
+        <w:rPr>
+          <w:rFonts w:ascii="Calibri" w:eastAsia="Calibri" w:hAnsi="Calibri" w:cs="Calibri"/>
+          <w:sz w:val="21"/>
+          <w:szCs w:val="21"/>
+        </w:rPr>
+        <w:t>Jan 2025</w:t>
+      </w:r>
+      <w:r>
+        <w:rPr>
+          <w:rFonts w:ascii="Calibri" w:eastAsia="Calibri" w:hAnsi="Calibri" w:cs="Calibri"/>
+          <w:sz w:val="21"/>
+          <w:szCs w:val="21"/>
+        </w:rPr>
+        <w:t xml:space="preserve"> to </w:t>
+      </w:r>
+      <w:r>
+        <w:rPr>
+          <w:rFonts w:ascii="Calibri" w:eastAsia="Calibri" w:hAnsi="Calibri" w:cs="Calibri"/>
+          <w:sz w:val="21"/>
+          <w:szCs w:val="21"/>
+        </w:rPr>
+        <w:t>Jan 2026</w:t>
+      </w:r>
+    </w:p>
+    <w:p>
+      <w:pPr>
+        <w:numPr>
+          <w:ilvl w:val="0"/>
+          <w:numId w:val="3"/>
+        </w:numPr>
+        <w:rPr>
+          <w:rFonts w:ascii="Calibri" w:eastAsia="Calibri" w:hAnsi="Calibri" w:cs="Calibri"/>
+          <w:sz w:val="21"/>
+          <w:szCs w:val="21"/>
+        </w:rPr>
+      </w:pPr>
+      <w:r>
+        <w:rPr>
+          <w:rFonts w:ascii="Calibri" w:eastAsia="Calibri" w:hAnsi="Calibri" w:cs="Calibri"/>
+          <w:sz w:val="21"/>
+          <w:szCs w:val="21"/>
+        </w:rPr>
+        <w:t>Built reproducible data pipelines with Pandas, Seaborn, and scikit-learn; created KDE plots, time series graphs, and regression charts to support exploratory analysis and decision-making.</w:t>
+      </w:r>
+    </w:p>
+    <w:p>
+      <w:pPr>
+        <w:numPr>
+          <w:ilvl w:val="0"/>
+          <w:numId w:val="3"/>
+        </w:numPr>
+        <w:rPr>
+          <w:rFonts w:ascii="Calibri" w:eastAsia="Calibri" w:hAnsi="Calibri" w:cs="Calibri"/>
+          <w:sz w:val="21"/>
+          <w:szCs w:val="21"/>
+        </w:rPr>
+      </w:pPr>
+      <w:r>
+        <w:rPr>
+          <w:rFonts w:ascii="Calibri" w:eastAsia="Calibri" w:hAnsi="Calibri" w:cs="Calibri"/>
+          <w:sz w:val="21"/>
+          <w:szCs w:val="21"/>
+        </w:rPr>
+        <w:t>Debugged and refined internal encoding workflows, including sequence encoders and torsion calculation scripts, while documenting comparative methods to improve clarity, reproducibility, and integration with downstream machine learning tools.</w:t>
       </w:r>
     </w:p>
     <w:p>
@@ -852,7 +948,47 @@
           <w:sz w:val="21"/>
           <w:szCs w:val="21"/>
         </w:rPr>
-        <w:t>Provide long-term, personalized care to elderly and disabled clients, supporting medication adherence, mobility, hygiene, and daily independence</w:t>
+        <w:t>Provided long-term, personalized care and coordinated daily support for elderly and disabled clients, maintaining mobility, hygiene, and overall independence.</w:t>
+      </w:r>
+    </w:p>
+    <w:p>
+      <w:pPr>
+        <w:tabs>
+          <w:tab w:val="right" w:pos="10800"/>
+        </w:tabs>
+        <w:spacing w:before="60"/>
+        <w:rPr>
+          <w:rFonts w:ascii="Calibri" w:eastAsia="Calibri" w:hAnsi="Calibri" w:cs="Calibri"/>
+          <w:sz w:val="21"/>
+          <w:szCs w:val="21"/>
+        </w:rPr>
+      </w:pPr>
+      <w:r>
+        <w:rPr>
+          <w:rFonts w:ascii="Calibri" w:eastAsia="Calibri" w:hAnsi="Calibri" w:cs="Calibri"/>
+          <w:b/>
+          <w:sz w:val="21"/>
+          <w:szCs w:val="21"/>
+        </w:rPr>
+        <w:t xml:space="preserve">California State University, San Bernardino | </w:t>
+      </w:r>
+      <w:r>
+        <w:rPr>
+          <w:rFonts w:ascii="Calibri" w:eastAsia="Calibri" w:hAnsi="Calibri" w:cs="Calibri"/>
+          <w:i/>
+          <w:sz w:val="21"/>
+          <w:szCs w:val="21"/>
+        </w:rPr>
+        <w:t xml:space="preserve">Behavioral Neuroscience Research Assistant </w:t>
+      </w:r>
+      <w:r>
+        <w:rPr>
+          <w:rFonts w:ascii="Calibri" w:eastAsia="Calibri" w:hAnsi="Calibri" w:cs="Calibri"/>
+          <w:sz w:val="21"/>
+          <w:szCs w:val="21"/>
+        </w:rPr>
+        <w:tab/>
+        <w:t>April to June 2019</w:t>
       </w:r>
     </w:p>
     <w:p>
@@ -873,25 +1009,39 @@
           <w:sz w:val="21"/>
           <w:szCs w:val="21"/>
         </w:rPr>
-        <w:t xml:space="preserve">Monitor cognitive and physical health changes and deliver consistent emotional support, improving communication with providers and reducing </w:t>
-      </w:r>
-      <w:proofErr w:type="gramStart"/>
-      <w:r>
-        <w:rPr>
-          <w:rFonts w:ascii="Calibri" w:eastAsia="Calibri" w:hAnsi="Calibri" w:cs="Calibri"/>
-          <w:sz w:val="21"/>
-          <w:szCs w:val="21"/>
-        </w:rPr>
-        <w:t>hospitalizations</w:t>
-      </w:r>
-      <w:proofErr w:type="gramEnd"/>
-      <w:r>
-        <w:rPr>
-          <w:rFonts w:ascii="Calibri" w:eastAsia="Calibri" w:hAnsi="Calibri" w:cs="Calibri"/>
-          <w:sz w:val="21"/>
-          <w:szCs w:val="21"/>
-        </w:rPr>
-        <w:t xml:space="preserve"> while enhancing quality of life</w:t>
+        <w:t>Conducted a behavioral study on substance-related conditioned preference in adolescent rats and analyzed responses using structured protocols and three-way ANOVA.</w:t>
+      </w:r>
+    </w:p>
+    <w:p>
+      <w:pPr>
+        <w:rPr>
+          <w:rFonts w:ascii="Calibri" w:eastAsia="Calibri" w:hAnsi="Calibri" w:cs="Calibri"/>
+          <w:b/>
+          <w:sz w:val="21"/>
+          <w:szCs w:val="21"/>
+        </w:rPr>
+      </w:pPr>
+    </w:p>
+    <w:p>
+      <w:pPr>
+        <w:pBdr>
+          <w:bottom w:val="nil"/>
+        </w:pBdr>
+        <w:rPr>
+          <w:rFonts w:ascii="Calibri" w:eastAsia="Calibri" w:hAnsi="Calibri" w:cs="Calibri"/>
+          <w:b/>
+          <w:sz w:val="21"/>
+          <w:szCs w:val="21"/>
+        </w:rPr>
+      </w:pPr>
+      <w:r>
+        <w:rPr>
+          <w:rFonts w:ascii="Calibri" w:eastAsia="Calibri" w:hAnsi="Calibri" w:cs="Calibri"/>
+          <w:b/>
+          <w:sz w:val="21"/>
+          <w:szCs w:val="21"/>
+        </w:rPr>
+        <w:t xml:space="preserve">PROJECT EXPERIENCE </w:t>
       </w:r>
     </w:p>
     <w:p>
@@ -902,18 +1052,28 @@
         <w:spacing w:before="60"/>
         <w:rPr>
           <w:rFonts w:ascii="Calibri" w:eastAsia="Calibri" w:hAnsi="Calibri" w:cs="Calibri"/>
-          <w:sz w:val="21"/>
-          <w:szCs w:val="21"/>
-        </w:rPr>
-      </w:pPr>
-      <w:r>
-        <w:rPr>
-          <w:rFonts w:ascii="Calibri" w:eastAsia="Calibri" w:hAnsi="Calibri" w:cs="Calibri"/>
-          <w:b/>
-          <w:sz w:val="21"/>
-          <w:szCs w:val="21"/>
-        </w:rPr>
-        <w:t xml:space="preserve">California State University, San Bernardino | </w:t>
+          <w:b/>
+          <w:sz w:val="21"/>
+          <w:szCs w:val="21"/>
+        </w:rPr>
+      </w:pPr>
+      <w:r>
+        <w:rPr>
+          <w:rFonts w:ascii="Calibri" w:eastAsia="Calibri" w:hAnsi="Calibri" w:cs="Calibri"/>
+          <w:b/>
+          <w:sz w:val="21"/>
+          <w:szCs w:val="21"/>
+        </w:rPr>
+        <w:t xml:space="preserve">EEG + NHIS Explorer </w:t>
+      </w:r>
+      <w:r>
+        <w:rPr>
+          <w:rFonts w:ascii="Calibri" w:eastAsia="Calibri" w:hAnsi="Calibri" w:cs="Calibri"/>
+          <w:b/>
+          <w:sz w:val="21"/>
+          <w:szCs w:val="21"/>
+        </w:rPr>
+        <w:t xml:space="preserve">| </w:t>
       </w:r>
       <w:r>
         <w:rPr>
@@ -922,7 +1082,7 @@
           <w:sz w:val="21"/>
           <w:szCs w:val="21"/>
         </w:rPr>
-        <w:t xml:space="preserve">Behavioral Neuroscience Research Assistant </w:t>
+        <w:t>Graduate Researcher</w:t>
       </w:r>
       <w:r>
         <w:rPr>
@@ -931,14 +1091,54 @@
           <w:szCs w:val="21"/>
         </w:rPr>
         <w:tab/>
-        <w:t>April to June 2019</w:t>
+      </w:r>
+      <w:r>
+        <w:rPr>
+          <w:rFonts w:ascii="Calibri" w:eastAsia="Calibri" w:hAnsi="Calibri" w:cs="Calibri"/>
+          <w:sz w:val="21"/>
+          <w:szCs w:val="21"/>
+        </w:rPr>
+        <w:t>June</w:t>
+      </w:r>
+      <w:r>
+        <w:rPr>
+          <w:rFonts w:ascii="Calibri" w:eastAsia="Calibri" w:hAnsi="Calibri" w:cs="Calibri"/>
+          <w:sz w:val="21"/>
+          <w:szCs w:val="21"/>
+        </w:rPr>
+        <w:t xml:space="preserve"> 2025 to </w:t>
+      </w:r>
+      <w:r>
+        <w:rPr>
+          <w:rFonts w:ascii="Calibri" w:eastAsia="Calibri" w:hAnsi="Calibri" w:cs="Calibri"/>
+          <w:sz w:val="21"/>
+          <w:szCs w:val="21"/>
+        </w:rPr>
+        <w:t>August</w:t>
+      </w:r>
+      <w:r>
+        <w:rPr>
+          <w:rFonts w:ascii="Calibri" w:eastAsia="Calibri" w:hAnsi="Calibri" w:cs="Calibri"/>
+          <w:sz w:val="21"/>
+          <w:szCs w:val="21"/>
+        </w:rPr>
+        <w:t xml:space="preserve"> 2025</w:t>
+      </w:r>
+      <w:r>
+        <w:rPr>
+          <w:rFonts w:ascii="Calibri" w:eastAsia="Calibri" w:hAnsi="Calibri" w:cs="Calibri"/>
+          <w:b/>
+          <w:sz w:val="21"/>
+          <w:szCs w:val="21"/>
+        </w:rPr>
+        <w:t xml:space="preserve"> </w:t>
       </w:r>
     </w:p>
     <w:p>
       <w:pPr>
         <w:numPr>
           <w:ilvl w:val="0"/>
-          <w:numId w:val="3"/>
+          <w:numId w:val="2"/>
         </w:numPr>
         <w:rPr>
           <w:rFonts w:ascii="Calibri" w:eastAsia="Calibri" w:hAnsi="Calibri" w:cs="Calibri"/>
@@ -952,14 +1152,14 @@
           <w:sz w:val="21"/>
           <w:szCs w:val="21"/>
         </w:rPr>
-        <w:t>Conducted lab study on cocaine-conditioned object preference in adolescent rats; applied structured behavioral protocols and three-way ANOVA in SPSS to reveal conditioned responses to environmental cues</w:t>
+        <w:t>Processed EEG recordings (OpenNeuro) with NumPy, SciPy, and MNE-Python; extracted alpha, theta, and beta band power and integrated results with 2024 NHIS sleep survey data (32k respondents)</w:t>
       </w:r>
     </w:p>
     <w:p>
       <w:pPr>
         <w:numPr>
           <w:ilvl w:val="0"/>
-          <w:numId w:val="3"/>
+          <w:numId w:val="2"/>
         </w:numPr>
         <w:rPr>
           <w:rFonts w:ascii="Calibri" w:eastAsia="Calibri" w:hAnsi="Calibri" w:cs="Calibri"/>
@@ -973,39 +1173,7 @@
           <w:sz w:val="21"/>
           <w:szCs w:val="21"/>
         </w:rPr>
-        <w:t xml:space="preserve">Visualized locomotor activity with bar plots and time series graphs in GraphPad Prism, supporting conclusions that environmental triggers heighten relapse vulnerability during adolescence </w:t>
-      </w:r>
-    </w:p>
-    <w:p>
-      <w:pPr>
-        <w:rPr>
-          <w:rFonts w:ascii="Calibri" w:eastAsia="Calibri" w:hAnsi="Calibri" w:cs="Calibri"/>
-          <w:b/>
-          <w:sz w:val="21"/>
-          <w:szCs w:val="21"/>
-        </w:rPr>
-      </w:pPr>
-    </w:p>
-    <w:p>
-      <w:pPr>
-        <w:pBdr>
-          <w:bottom w:val="nil"/>
-        </w:pBdr>
-        <w:rPr>
-          <w:rFonts w:ascii="Calibri" w:eastAsia="Calibri" w:hAnsi="Calibri" w:cs="Calibri"/>
-          <w:b/>
-          <w:sz w:val="21"/>
-          <w:szCs w:val="21"/>
-        </w:rPr>
-      </w:pPr>
-      <w:r>
-        <w:rPr>
-          <w:rFonts w:ascii="Calibri" w:eastAsia="Calibri" w:hAnsi="Calibri" w:cs="Calibri"/>
-          <w:b/>
-          <w:sz w:val="21"/>
-          <w:szCs w:val="21"/>
-        </w:rPr>
-        <w:t xml:space="preserve">PROJECT EXPERIENCE </w:t>
+        <w:t>Built an interactive Streamlit app with Plotly dashboards (EEG scalp maps, PVT violin plots, national sleep histograms) to connect lab-based and population-level measures</w:t>
       </w:r>
     </w:p>
     <w:p>
@@ -1028,7 +1196,34 @@
           <w:sz w:val="21"/>
           <w:szCs w:val="21"/>
         </w:rPr>
-        <w:t xml:space="preserve">EEG + NHIS Explorer </w:t>
+        <w:t xml:space="preserve">Depression Risk Modeling </w:t>
+      </w:r>
+      <w:r>
+        <w:rPr>
+          <w:rFonts w:ascii="Calibri" w:eastAsia="Calibri" w:hAnsi="Calibri" w:cs="Calibri"/>
+          <w:b/>
+          <w:sz w:val="21"/>
+          <w:szCs w:val="21"/>
+        </w:rPr>
+        <w:t>-</w:t>
+      </w:r>
+      <w:r>
+        <w:rPr>
+          <w:rFonts w:ascii="Calibri" w:eastAsia="Calibri" w:hAnsi="Calibri" w:cs="Calibri"/>
+          <w:b/>
+          <w:sz w:val="21"/>
+          <w:szCs w:val="21"/>
+        </w:rPr>
+        <w:t xml:space="preserve"> NHANES Survey Data</w:t>
+      </w:r>
+      <w:r>
+        <w:rPr>
+          <w:rFonts w:ascii="Calibri" w:eastAsia="Calibri" w:hAnsi="Calibri" w:cs="Calibri"/>
+          <w:b/>
+          <w:sz w:val="21"/>
+          <w:szCs w:val="21"/>
+        </w:rPr>
+        <w:t xml:space="preserve"> </w:t>
       </w:r>
       <w:r>
         <w:rPr>
@@ -1062,23 +1257,23 @@
           <w:sz w:val="21"/>
           <w:szCs w:val="21"/>
         </w:rPr>
+        <w:t>May</w:t>
+      </w:r>
+      <w:r>
+        <w:rPr>
+          <w:rFonts w:ascii="Calibri" w:eastAsia="Calibri" w:hAnsi="Calibri" w:cs="Calibri"/>
+          <w:sz w:val="21"/>
+          <w:szCs w:val="21"/>
+        </w:rPr>
+        <w:t xml:space="preserve"> 2025 to </w:t>
+      </w:r>
+      <w:r>
+        <w:rPr>
+          <w:rFonts w:ascii="Calibri" w:eastAsia="Calibri" w:hAnsi="Calibri" w:cs="Calibri"/>
+          <w:sz w:val="21"/>
+          <w:szCs w:val="21"/>
+        </w:rPr>
         <w:t>June</w:t>
-      </w:r>
-      <w:r>
-        <w:rPr>
-          <w:rFonts w:ascii="Calibri" w:eastAsia="Calibri" w:hAnsi="Calibri" w:cs="Calibri"/>
-          <w:sz w:val="21"/>
-          <w:szCs w:val="21"/>
-        </w:rPr>
-        <w:t xml:space="preserve"> 2025 to </w:t>
-      </w:r>
-      <w:r>
-        <w:rPr>
-          <w:rFonts w:ascii="Calibri" w:eastAsia="Calibri" w:hAnsi="Calibri" w:cs="Calibri"/>
-          <w:sz w:val="21"/>
-          <w:szCs w:val="21"/>
-        </w:rPr>
-        <w:t>August</w:t>
       </w:r>
       <w:r>
         <w:rPr>
@@ -1116,25 +1311,23 @@
           <w:sz w:val="21"/>
           <w:szCs w:val="21"/>
         </w:rPr>
-        <w:t>Processed EEG recordings (</w:t>
-      </w:r>
-      <w:proofErr w:type="spellStart"/>
-      <w:r>
-        <w:rPr>
-          <w:rFonts w:ascii="Calibri" w:eastAsia="Calibri" w:hAnsi="Calibri" w:cs="Calibri"/>
-          <w:sz w:val="21"/>
-          <w:szCs w:val="21"/>
-        </w:rPr>
-        <w:t>OpenNeuro</w:t>
-      </w:r>
-      <w:proofErr w:type="spellEnd"/>
-      <w:r>
-        <w:rPr>
-          <w:rFonts w:ascii="Calibri" w:eastAsia="Calibri" w:hAnsi="Calibri" w:cs="Calibri"/>
-          <w:sz w:val="21"/>
-          <w:szCs w:val="21"/>
-        </w:rPr>
-        <w:t>) with NumPy, SciPy, and MNE-Python; extracted alpha, theta, and beta band power and integrated results with 2024 NHIS sleep survey data (32k respondents)</w:t>
+        <w:t>Merged and cleaned 7 NHANES modules (</w:t>
+      </w:r>
+      <w:r>
+        <w:rPr>
+          <w:rFonts w:ascii="Calibri" w:eastAsia="Calibri" w:hAnsi="Calibri" w:cs="Calibri"/>
+          <w:sz w:val="21"/>
+          <w:szCs w:val="21"/>
+        </w:rPr>
+        <w:t>~</w:t>
+      </w:r>
+      <w:r>
+        <w:rPr>
+          <w:rFonts w:ascii="Calibri" w:eastAsia="Calibri" w:hAnsi="Calibri" w:cs="Calibri"/>
+          <w:sz w:val="21"/>
+          <w:szCs w:val="21"/>
+        </w:rPr>
+        <w:t>12k records) for depression severity prediction; applied KMeans, PCA, and DBSCAN (scikit-learn) to generate features and clusters</w:t>
       </w:r>
     </w:p>
     <w:p>
@@ -1155,43 +1348,7 @@
           <w:sz w:val="21"/>
           <w:szCs w:val="21"/>
         </w:rPr>
-        <w:t xml:space="preserve">Built an interactive </w:t>
-      </w:r>
-      <w:proofErr w:type="spellStart"/>
-      <w:r>
-        <w:rPr>
-          <w:rFonts w:ascii="Calibri" w:eastAsia="Calibri" w:hAnsi="Calibri" w:cs="Calibri"/>
-          <w:sz w:val="21"/>
-          <w:szCs w:val="21"/>
-        </w:rPr>
-        <w:t>Streamlit</w:t>
-      </w:r>
-      <w:proofErr w:type="spellEnd"/>
-      <w:r>
-        <w:rPr>
-          <w:rFonts w:ascii="Calibri" w:eastAsia="Calibri" w:hAnsi="Calibri" w:cs="Calibri"/>
-          <w:sz w:val="21"/>
-          <w:szCs w:val="21"/>
-        </w:rPr>
-        <w:t xml:space="preserve"> app with </w:t>
-      </w:r>
-      <w:proofErr w:type="spellStart"/>
-      <w:r>
-        <w:rPr>
-          <w:rFonts w:ascii="Calibri" w:eastAsia="Calibri" w:hAnsi="Calibri" w:cs="Calibri"/>
-          <w:sz w:val="21"/>
-          <w:szCs w:val="21"/>
-        </w:rPr>
-        <w:t>Plotly</w:t>
-      </w:r>
-      <w:proofErr w:type="spellEnd"/>
-      <w:r>
-        <w:rPr>
-          <w:rFonts w:ascii="Calibri" w:eastAsia="Calibri" w:hAnsi="Calibri" w:cs="Calibri"/>
-          <w:sz w:val="21"/>
-          <w:szCs w:val="21"/>
-        </w:rPr>
-        <w:t xml:space="preserve"> dashboards (EEG scalp maps, PVT violin plots, national sleep histograms) to connect lab-based and population-level measures</w:t>
+        <w:t>Trained Logistic Regression, Random Forest, and SVM models with hyperparameter tuning; evaluated with SHAP, confusion matrices, and ROC-AUC, engineering socioeconomic predictors from Census data</w:t>
       </w:r>
     </w:p>
     <w:p>
@@ -1214,7 +1371,7 @@
           <w:sz w:val="21"/>
           <w:szCs w:val="21"/>
         </w:rPr>
-        <w:t xml:space="preserve">Depression Risk Modeling </w:t>
+        <w:t xml:space="preserve">Depression Index Analysis </w:t>
       </w:r>
       <w:r>
         <w:rPr>
@@ -1232,25 +1389,7 @@
           <w:sz w:val="21"/>
           <w:szCs w:val="21"/>
         </w:rPr>
-        <w:t xml:space="preserve"> NHANES Survey Data</w:t>
-      </w:r>
-      <w:r>
-        <w:rPr>
-          <w:rFonts w:ascii="Calibri" w:eastAsia="Calibri" w:hAnsi="Calibri" w:cs="Calibri"/>
-          <w:b/>
-          <w:sz w:val="21"/>
-          <w:szCs w:val="21"/>
-        </w:rPr>
-        <w:t xml:space="preserve"> </w:t>
-      </w:r>
-      <w:r>
-        <w:rPr>
-          <w:rFonts w:ascii="Calibri" w:eastAsia="Calibri" w:hAnsi="Calibri" w:cs="Calibri"/>
-          <w:b/>
-          <w:sz w:val="21"/>
-          <w:szCs w:val="21"/>
-        </w:rPr>
-        <w:t xml:space="preserve">| </w:t>
+        <w:t xml:space="preserve"> CDC BRFSS Survey | </w:t>
       </w:r>
       <w:r>
         <w:rPr>
@@ -1275,31 +1414,7 @@
           <w:sz w:val="21"/>
           <w:szCs w:val="21"/>
         </w:rPr>
-        <w:t>May</w:t>
-      </w:r>
-      <w:r>
-        <w:rPr>
-          <w:rFonts w:ascii="Calibri" w:eastAsia="Calibri" w:hAnsi="Calibri" w:cs="Calibri"/>
-          <w:sz w:val="21"/>
-          <w:szCs w:val="21"/>
-        </w:rPr>
-        <w:t xml:space="preserve"> 2025 to </w:t>
-      </w:r>
-      <w:r>
-        <w:rPr>
-          <w:rFonts w:ascii="Calibri" w:eastAsia="Calibri" w:hAnsi="Calibri" w:cs="Calibri"/>
-          <w:sz w:val="21"/>
-          <w:szCs w:val="21"/>
-        </w:rPr>
-        <w:t>June</w:t>
-      </w:r>
-      <w:r>
-        <w:rPr>
-          <w:rFonts w:ascii="Calibri" w:eastAsia="Calibri" w:hAnsi="Calibri" w:cs="Calibri"/>
-          <w:sz w:val="21"/>
-          <w:szCs w:val="21"/>
-        </w:rPr>
-        <w:t xml:space="preserve"> 2025</w:t>
+        <w:t>January 2025 to March 2025</w:t>
       </w:r>
       <w:r>
         <w:rPr>
@@ -1329,41 +1444,7 @@
           <w:sz w:val="21"/>
           <w:szCs w:val="21"/>
         </w:rPr>
-        <w:t>Merged and cleaned 7 NHANES modules (</w:t>
-      </w:r>
-      <w:r>
-        <w:rPr>
-          <w:rFonts w:ascii="Calibri" w:eastAsia="Calibri" w:hAnsi="Calibri" w:cs="Calibri"/>
-          <w:sz w:val="21"/>
-          <w:szCs w:val="21"/>
-        </w:rPr>
-        <w:t>~</w:t>
-      </w:r>
-      <w:r>
-        <w:rPr>
-          <w:rFonts w:ascii="Calibri" w:eastAsia="Calibri" w:hAnsi="Calibri" w:cs="Calibri"/>
-          <w:sz w:val="21"/>
-          <w:szCs w:val="21"/>
-        </w:rPr>
-        <w:t xml:space="preserve">12k records) for depression severity prediction; applied </w:t>
-      </w:r>
-      <w:proofErr w:type="spellStart"/>
-      <w:r>
-        <w:rPr>
-          <w:rFonts w:ascii="Calibri" w:eastAsia="Calibri" w:hAnsi="Calibri" w:cs="Calibri"/>
-          <w:sz w:val="21"/>
-          <w:szCs w:val="21"/>
-        </w:rPr>
-        <w:t>KMeans</w:t>
-      </w:r>
-      <w:proofErr w:type="spellEnd"/>
-      <w:r>
-        <w:rPr>
-          <w:rFonts w:ascii="Calibri" w:eastAsia="Calibri" w:hAnsi="Calibri" w:cs="Calibri"/>
-          <w:sz w:val="21"/>
-          <w:szCs w:val="21"/>
-        </w:rPr>
-        <w:t>, PCA, and DBSCAN (scikit-learn) to generate features and clusters</w:t>
+        <w:t>Created a Depression Index using 400,000+ CDC BRFSS responses to model regional variation in self-reported depression symptoms based on PHQ-9 scoring</w:t>
       </w:r>
     </w:p>
     <w:p>
@@ -1384,35 +1465,11 @@
           <w:sz w:val="21"/>
           <w:szCs w:val="21"/>
         </w:rPr>
-        <w:t>Trained Logistic Regression, Random Forest, and SVM models with hyperparameter tuning; evaluated with SHAP, confusion matrices, and ROC-AUC, engineering socioeconomic predictors from Census data</w:t>
-      </w:r>
-    </w:p>
-    <w:p>
-      <w:pPr>
-        <w:tabs>
-          <w:tab w:val="right" w:pos="10800"/>
-        </w:tabs>
-        <w:spacing w:before="60"/>
-        <w:rPr>
-          <w:rFonts w:ascii="Calibri" w:eastAsia="Calibri" w:hAnsi="Calibri" w:cs="Calibri"/>
-          <w:b/>
-          <w:sz w:val="21"/>
-          <w:szCs w:val="21"/>
-        </w:rPr>
-      </w:pPr>
-      <w:r>
-        <w:rPr>
-          <w:rFonts w:ascii="Calibri" w:eastAsia="Calibri" w:hAnsi="Calibri" w:cs="Calibri"/>
-          <w:b/>
-          <w:sz w:val="21"/>
-          <w:szCs w:val="21"/>
-        </w:rPr>
-        <w:t xml:space="preserve">Depression Index Analysis </w:t>
-      </w:r>
-      <w:r>
-        <w:rPr>
-          <w:rFonts w:ascii="Calibri" w:eastAsia="Calibri" w:hAnsi="Calibri" w:cs="Calibri"/>
-          <w:b/>
+        <w:t>Visualized trends in Python, finding Western states scored 15</w:t>
+      </w:r>
+      <w:r>
+        <w:rPr>
+          <w:rFonts w:ascii="Calibri" w:eastAsia="Calibri" w:hAnsi="Calibri" w:cs="Calibri"/>
           <w:sz w:val="21"/>
           <w:szCs w:val="21"/>
         </w:rPr>
@@ -1421,220 +1478,10 @@
       <w:r>
         <w:rPr>
           <w:rFonts w:ascii="Calibri" w:eastAsia="Calibri" w:hAnsi="Calibri" w:cs="Calibri"/>
-          <w:b/>
-          <w:sz w:val="21"/>
-          <w:szCs w:val="21"/>
-        </w:rPr>
-        <w:t xml:space="preserve"> CDC BRFSS Survey | </w:t>
-      </w:r>
-      <w:r>
-        <w:rPr>
-          <w:rFonts w:ascii="Calibri" w:eastAsia="Calibri" w:hAnsi="Calibri" w:cs="Calibri"/>
-          <w:i/>
-          <w:sz w:val="21"/>
-          <w:szCs w:val="21"/>
-        </w:rPr>
-        <w:t>Graduate Researcher</w:t>
-      </w:r>
-      <w:r>
-        <w:rPr>
-          <w:rFonts w:ascii="Calibri" w:eastAsia="Calibri" w:hAnsi="Calibri" w:cs="Calibri"/>
-          <w:sz w:val="21"/>
-          <w:szCs w:val="21"/>
-        </w:rPr>
-        <w:tab/>
-      </w:r>
-      <w:r>
-        <w:rPr>
-          <w:rFonts w:ascii="Calibri" w:eastAsia="Calibri" w:hAnsi="Calibri" w:cs="Calibri"/>
-          <w:sz w:val="21"/>
-          <w:szCs w:val="21"/>
-        </w:rPr>
-        <w:t>January 2025 to March 2025</w:t>
-      </w:r>
-      <w:r>
-        <w:rPr>
-          <w:rFonts w:ascii="Calibri" w:eastAsia="Calibri" w:hAnsi="Calibri" w:cs="Calibri"/>
-          <w:b/>
-          <w:sz w:val="21"/>
-          <w:szCs w:val="21"/>
-        </w:rPr>
-        <w:t xml:space="preserve"> </w:t>
-      </w:r>
-    </w:p>
-    <w:p>
-      <w:pPr>
-        <w:numPr>
-          <w:ilvl w:val="0"/>
-          <w:numId w:val="2"/>
-        </w:numPr>
-        <w:rPr>
-          <w:rFonts w:ascii="Calibri" w:eastAsia="Calibri" w:hAnsi="Calibri" w:cs="Calibri"/>
-          <w:sz w:val="21"/>
-          <w:szCs w:val="21"/>
-        </w:rPr>
-      </w:pPr>
-      <w:r>
-        <w:rPr>
-          <w:rFonts w:ascii="Calibri" w:eastAsia="Calibri" w:hAnsi="Calibri" w:cs="Calibri"/>
-          <w:sz w:val="21"/>
-          <w:szCs w:val="21"/>
-        </w:rPr>
-        <w:t>Created a Depression Index using 400,000+ CDC BRFSS responses to model regional variation in self-reported depression symptoms based on PHQ-9 scoring</w:t>
-      </w:r>
-    </w:p>
-    <w:p>
-      <w:pPr>
-        <w:numPr>
-          <w:ilvl w:val="0"/>
-          <w:numId w:val="2"/>
-        </w:numPr>
-        <w:rPr>
-          <w:rFonts w:ascii="Calibri" w:eastAsia="Calibri" w:hAnsi="Calibri" w:cs="Calibri"/>
-          <w:sz w:val="21"/>
-          <w:szCs w:val="21"/>
-        </w:rPr>
-      </w:pPr>
-      <w:r>
-        <w:rPr>
-          <w:rFonts w:ascii="Calibri" w:eastAsia="Calibri" w:hAnsi="Calibri" w:cs="Calibri"/>
-          <w:sz w:val="21"/>
-          <w:szCs w:val="21"/>
-        </w:rPr>
-        <w:t>Visualized trends in Python, finding Western states scored 15</w:t>
-      </w:r>
-      <w:r>
-        <w:rPr>
-          <w:rFonts w:ascii="Calibri" w:eastAsia="Calibri" w:hAnsi="Calibri" w:cs="Calibri"/>
-          <w:sz w:val="21"/>
-          <w:szCs w:val="21"/>
-        </w:rPr>
-        <w:t>-</w:t>
-      </w:r>
-      <w:r>
-        <w:rPr>
-          <w:rFonts w:ascii="Calibri" w:eastAsia="Calibri" w:hAnsi="Calibri" w:cs="Calibri"/>
           <w:sz w:val="21"/>
           <w:szCs w:val="21"/>
         </w:rPr>
         <w:t>20% lower than the Midwest and South, supporting research on environmental influences in mental health</w:t>
-      </w:r>
-    </w:p>
-    <w:p>
-      <w:pPr>
-        <w:tabs>
-          <w:tab w:val="right" w:pos="10800"/>
-        </w:tabs>
-        <w:spacing w:before="120"/>
-        <w:rPr>
-          <w:rFonts w:ascii="Calibri" w:eastAsia="Calibri" w:hAnsi="Calibri" w:cs="Calibri"/>
-          <w:b/>
-          <w:sz w:val="21"/>
-          <w:szCs w:val="21"/>
-        </w:rPr>
-      </w:pPr>
-      <w:r>
-        <w:rPr>
-          <w:rFonts w:ascii="Calibri" w:eastAsia="Calibri" w:hAnsi="Calibri" w:cs="Calibri"/>
-          <w:b/>
-          <w:sz w:val="21"/>
-          <w:szCs w:val="21"/>
-        </w:rPr>
-        <w:t xml:space="preserve">Heart Rate and Performance Trends </w:t>
-      </w:r>
-      <w:r>
-        <w:rPr>
-          <w:rFonts w:ascii="Calibri" w:eastAsia="Calibri" w:hAnsi="Calibri" w:cs="Calibri"/>
-          <w:b/>
-          <w:sz w:val="21"/>
-          <w:szCs w:val="21"/>
-        </w:rPr>
-        <w:t>-</w:t>
-      </w:r>
-      <w:r>
-        <w:rPr>
-          <w:rFonts w:ascii="Calibri" w:eastAsia="Calibri" w:hAnsi="Calibri" w:cs="Calibri"/>
-          <w:b/>
-          <w:sz w:val="21"/>
-          <w:szCs w:val="21"/>
-        </w:rPr>
-        <w:t xml:space="preserve"> Strava Wearable Data| </w:t>
-      </w:r>
-      <w:r>
-        <w:rPr>
-          <w:rFonts w:ascii="Calibri" w:eastAsia="Calibri" w:hAnsi="Calibri" w:cs="Calibri"/>
-          <w:i/>
-          <w:sz w:val="21"/>
-          <w:szCs w:val="21"/>
-        </w:rPr>
-        <w:t>Data Science Analyst</w:t>
-      </w:r>
-      <w:r>
-        <w:rPr>
-          <w:rFonts w:ascii="Calibri" w:eastAsia="Calibri" w:hAnsi="Calibri" w:cs="Calibri"/>
-          <w:sz w:val="21"/>
-          <w:szCs w:val="21"/>
-        </w:rPr>
-        <w:tab/>
-      </w:r>
-      <w:r>
-        <w:rPr>
-          <w:rFonts w:ascii="Calibri" w:eastAsia="Calibri" w:hAnsi="Calibri" w:cs="Calibri"/>
-          <w:sz w:val="21"/>
-          <w:szCs w:val="21"/>
-        </w:rPr>
-        <w:t>November 2024</w:t>
-      </w:r>
-      <w:r>
-        <w:rPr>
-          <w:rFonts w:ascii="Calibri" w:eastAsia="Calibri" w:hAnsi="Calibri" w:cs="Calibri"/>
-          <w:b/>
-          <w:sz w:val="21"/>
-          <w:szCs w:val="21"/>
-        </w:rPr>
-        <w:t xml:space="preserve"> </w:t>
-      </w:r>
-    </w:p>
-    <w:p>
-      <w:pPr>
-        <w:numPr>
-          <w:ilvl w:val="0"/>
-          <w:numId w:val="2"/>
-        </w:numPr>
-        <w:rPr>
-          <w:rFonts w:ascii="Calibri" w:eastAsia="Calibri" w:hAnsi="Calibri" w:cs="Calibri"/>
-          <w:sz w:val="21"/>
-          <w:szCs w:val="21"/>
-        </w:rPr>
-      </w:pPr>
-      <w:r>
-        <w:rPr>
-          <w:rFonts w:ascii="Calibri" w:eastAsia="Calibri" w:hAnsi="Calibri" w:cs="Calibri"/>
-          <w:sz w:val="21"/>
-          <w:szCs w:val="21"/>
-        </w:rPr>
-        <w:t>Analyzed 38,000+ time-stamped heart rate records from Strava using Python to detect bimodal afternoon distributions via KDE and Gaussian Mixture Models</w:t>
-      </w:r>
-    </w:p>
-    <w:p>
-      <w:pPr>
-        <w:numPr>
-          <w:ilvl w:val="0"/>
-          <w:numId w:val="2"/>
-        </w:numPr>
-        <w:rPr>
-          <w:rFonts w:ascii="Calibri" w:eastAsia="Calibri" w:hAnsi="Calibri" w:cs="Calibri"/>
-          <w:sz w:val="21"/>
-          <w:szCs w:val="21"/>
-        </w:rPr>
-      </w:pPr>
-      <w:r>
-        <w:rPr>
-          <w:rFonts w:ascii="Calibri" w:eastAsia="Calibri" w:hAnsi="Calibri" w:cs="Calibri"/>
-          <w:sz w:val="21"/>
-          <w:szCs w:val="21"/>
-        </w:rPr>
-        <w:t>Conducted time series exploration across cadence, distance, and heart rate by time of day, revealing performance trends that inform personalized training strategies</w:t>
       </w:r>
     </w:p>
     <w:sectPr>
@@ -2394,7 +2241,7 @@
   <w:style w:type="paragraph" w:default="1" w:styleId="Normal">
     <w:name w:val="Normal"/>
     <w:qFormat/>
-    <w:rsid w:val="00F700EB"/>
+    <w:rsid w:val="009D7593"/>
   </w:style>
   <w:style w:type="paragraph" w:styleId="Heading1">
     <w:name w:val="heading 1"/>
@@ -2512,7 +2359,6 @@
   <w:style w:type="character" w:default="1" w:styleId="DefaultParagraphFont">
     <w:name w:val="Default Paragraph Font"/>
     <w:uiPriority w:val="1"/>
-    <w:semiHidden/>
     <w:unhideWhenUsed/>
   </w:style>
   <w:style w:type="table" w:default="1" w:styleId="TableNormal">
